--- a/examples/example_executive_technical.docx
+++ b/examples/example_executive_technical.docx
@@ -198,7 +198,7 @@
               <w:ind w:left="255" w:hanging="255"/>
             </w:pPr>
             <w:r>
-              <w:t>Computer vision (Image super-resolution, Object detection)</w:t>
+              <w:t>Edge AI (NVIDIA Jetson deployment)</w:t>
             </w:r>
           </w:p>
         </w:tc>
@@ -229,7 +229,7 @@
               <w:ind w:left="255" w:hanging="255"/>
             </w:pPr>
             <w:r>
-              <w:t>Edge AI (NVIDIA Jetson deployment)</w:t>
+              <w:t>AI / machine learning (PyTorch, Deep learning)</w:t>
             </w:r>
           </w:p>
           <w:p>
@@ -242,7 +242,7 @@
               <w:ind w:left="255" w:hanging="255"/>
             </w:pPr>
             <w:r>
-              <w:t>AI / machine learning (Deep learning, PyTorch)</w:t>
+              <w:t>IoT (MQTT and Node-RED, InfluxDB and Grafana)</w:t>
             </w:r>
           </w:p>
           <w:p>
@@ -255,7 +255,7 @@
               <w:ind w:left="255" w:hanging="255"/>
             </w:pPr>
             <w:r>
-              <w:t>Procurement &amp; administration (Technical procurement (GeM, GFR))</w:t>
+              <w:t>Computer vision (Image super-resolution, Object detection)</w:t>
             </w:r>
           </w:p>
         </w:tc>
@@ -273,7 +273,7 @@
               <w:ind w:left="255" w:hanging="255"/>
             </w:pPr>
             <w:r>
-              <w:t>IoT (MQTT and Node-RED, InfluxDB and Grafana)</w:t>
+              <w:t>GPU computing (CUDA / GPU computing)</w:t>
             </w:r>
           </w:p>
           <w:p>
@@ -498,7 +498,7 @@
         <w:ind w:left="510" w:hanging="255"/>
       </w:pPr>
       <w:r>
-        <w:t>Supervise technicians and plan preventive maintenance for workshop test equipment.</w:t>
+        <w:t>Introduced a job-card and spares-inventory system for instrument repairs and calibration work.</w:t>
       </w:r>
     </w:p>
     <w:p>
@@ -511,7 +511,7 @@
         <w:ind w:left="510" w:hanging="255"/>
       </w:pPr>
       <w:r>
-        <w:t>Introduced a job-card and spares-inventory system for instrument repairs and calibration work.</w:t>
+        <w:t>Supervise technicians and plan preventive maintenance for workshop test equipment.</w:t>
       </w:r>
     </w:p>
     <w:p>
@@ -627,7 +627,7 @@
         <w:ind w:left="255" w:hanging="255"/>
       </w:pPr>
       <w:r>
-        <w:t>Planned environmental qualification (MIL-STD-810 vibration, temperature and humidity) for line-replaceable units and documented the test results.</w:t>
+        <w:t>Mentored graduate engineer trainees on avionics bus protocols and test documentation.</w:t>
       </w:r>
     </w:p>
     <w:p>
